--- a/docs/exports/C04/C04_Traitement_statistique.docx
+++ b/docs/exports/C04/C04_Traitement_statistique.docx
@@ -620,7 +620,7 @@
         <w:pStyle w:val="Heading3"/>
       </w:pPr>
       <w:r>
-        <w:t xml:space="preserve">2.1 Mise en contexte</w:t>
+        <w:t xml:space="preserve">Mise en contexte</w:t>
       </w:r>
     </w:p>
     <w:p>
@@ -876,7 +876,7 @@
         <w:pStyle w:val="Heading3"/>
       </w:pPr>
       <w:r>
-        <w:t xml:space="preserve">2.2 Suivi des déviations</w:t>
+        <w:t xml:space="preserve">Suivi des déviations</w:t>
       </w:r>
     </w:p>
     <w:p>
@@ -1005,7 +1005,7 @@
         <w:pStyle w:val="Heading3"/>
       </w:pPr>
       <w:r>
-        <w:t xml:space="preserve">2.3 Méthode de calcul des déviations</w:t>
+        <w:t xml:space="preserve">Méthode de calcul des déviations</w:t>
       </w:r>
     </w:p>
     <w:p>
@@ -1727,7 +1727,7 @@
         <w:pStyle w:val="Heading3"/>
       </w:pPr>
       <w:r>
-        <w:t xml:space="preserve">2.4 Méthode d’équilibre tangentielle (</w:t>
+        <w:t xml:space="preserve">Méthode d’équilibre tangentielle (</w:t>
       </w:r>
       <w:r>
         <w:rPr>
@@ -3017,7 +3017,7 @@
         <w:pStyle w:val="Heading4"/>
       </w:pPr>
       <w:r>
-        <w:t xml:space="preserve">2.4.1 Exemple numérique</w:t>
+        <w:t xml:space="preserve">Exemple numérique</w:t>
       </w:r>
     </w:p>
     <w:p>
@@ -4596,7 +4596,7 @@
         <w:pStyle w:val="Heading3"/>
       </w:pPr>
       <w:r>
-        <w:t xml:space="preserve">3.1 Exemple simplifié : composites réguliers</w:t>
+        <w:t xml:space="preserve">Exemple simplifié : composites réguliers</w:t>
       </w:r>
     </w:p>
     <w:p>
@@ -5334,7 +5334,7 @@
         <w:pStyle w:val="Heading3"/>
       </w:pPr>
       <w:r>
-        <w:t xml:space="preserve">3.2 Exemple simplifié : densité</w:t>
+        <w:t xml:space="preserve">Exemple simplifié : densité</w:t>
       </w:r>
     </w:p>
     <w:p>
@@ -5686,7 +5686,7 @@
         <w:pStyle w:val="Heading3"/>
       </w:pPr>
       <w:r>
-        <w:t xml:space="preserve">3.3 Accumulation (teneur × épaisseur)</w:t>
+        <w:t xml:space="preserve">Accumulation (teneur × épaisseur)</w:t>
       </w:r>
     </w:p>
     <w:p>
@@ -5808,7 +5808,7 @@
         <w:pStyle w:val="Heading3"/>
       </w:pPr>
       <w:r>
-        <w:t xml:space="preserve">3.4 Importance de la régularisation</w:t>
+        <w:t xml:space="preserve">Importance de la régularisation</w:t>
       </w:r>
     </w:p>
     <w:p>
@@ -5842,7 +5842,7 @@
         <w:pStyle w:val="Heading3"/>
       </w:pPr>
       <w:r>
-        <w:t xml:space="preserve">3.5 Régularisation par trou de forage</w:t>
+        <w:t xml:space="preserve">Régularisation par trou de forage</w:t>
       </w:r>
     </w:p>
     <w:p>
@@ -5888,7 +5888,7 @@
         <w:pStyle w:val="Heading3"/>
       </w:pPr>
       <w:r>
-        <w:t xml:space="preserve">3.6 Exemple numérique de régularisation par trou de forage</w:t>
+        <w:t xml:space="preserve">Exemple numérique de régularisation par trou de forage</w:t>
       </w:r>
     </w:p>
     <w:p>
@@ -5916,7 +5916,7 @@
         <w:pStyle w:val="Heading3"/>
       </w:pPr>
       <w:r>
-        <w:t xml:space="preserve">3.7 Exemples de calcul de composites</w:t>
+        <w:t xml:space="preserve">Exemples de calcul de composites</w:t>
       </w:r>
     </w:p>
     <w:p>
@@ -6330,7 +6330,7 @@
         <w:pStyle w:val="Heading3"/>
       </w:pPr>
       <w:r>
-        <w:t xml:space="preserve">3.8 Choix de la longueur des composites</w:t>
+        <w:t xml:space="preserve">Choix de la longueur des composites</w:t>
       </w:r>
     </w:p>
     <w:p>
@@ -6490,7 +6490,7 @@
         <w:pStyle w:val="Heading3"/>
       </w:pPr>
       <w:r>
-        <w:t xml:space="preserve">4.1 Statistiques descriptives univariées</w:t>
+        <w:t xml:space="preserve">Statistiques descriptives univariées</w:t>
       </w:r>
     </w:p>
     <w:p>
@@ -6507,7 +6507,7 @@
         <w:pStyle w:val="Heading4"/>
       </w:pPr>
       <w:r>
-        <w:t xml:space="preserve">4.1.1 Mesures de tendance centrale</w:t>
+        <w:t xml:space="preserve">Mesures de tendance centrale</w:t>
       </w:r>
     </w:p>
     <w:p>
@@ -6633,7 +6633,7 @@
         <w:pStyle w:val="Heading4"/>
       </w:pPr>
       <w:r>
-        <w:t xml:space="preserve">4.1.2 Mesures de dispersion</w:t>
+        <w:t xml:space="preserve">Mesures de dispersion</w:t>
       </w:r>
     </w:p>
     <w:p>
@@ -6885,7 +6885,7 @@
         <w:pStyle w:val="Heading4"/>
       </w:pPr>
       <w:r>
-        <w:t xml:space="preserve">4.1.3 Mesures de forme</w:t>
+        <w:t xml:space="preserve">Mesures de forme</w:t>
       </w:r>
     </w:p>
     <w:p>
@@ -6939,7 +6939,7 @@
         <w:pStyle w:val="Heading4"/>
       </w:pPr>
       <w:r>
-        <w:t xml:space="preserve">4.1.4 Quantiles et diagrammes en boîte</w:t>
+        <w:t xml:space="preserve">Quantiles et diagrammes en boîte</w:t>
       </w:r>
     </w:p>
     <w:p>
@@ -7008,7 +7008,7 @@
         <w:pStyle w:val="Heading3"/>
       </w:pPr>
       <w:r>
-        <w:t xml:space="preserve">4.2 Histogramme et fonction de répartition</w:t>
+        <w:t xml:space="preserve">Histogramme et fonction de répartition</w:t>
       </w:r>
     </w:p>
     <w:p>
@@ -7064,7 +7064,7 @@
         <w:pStyle w:val="Heading3"/>
       </w:pPr>
       <w:r>
-        <w:t xml:space="preserve">4.3 Analyse spatiale : carte des valeurs (</w:t>
+        <w:t xml:space="preserve">Analyse spatiale : carte des valeurs (</w:t>
       </w:r>
       <w:r>
         <w:rPr>
@@ -7116,7 +7116,7 @@
         <w:pStyle w:val="Heading3"/>
       </w:pPr>
       <w:r>
-        <w:t xml:space="preserve">4.4 Valeurs extrêmes et écrêtage</w:t>
+        <w:t xml:space="preserve">Valeurs extrêmes et écrêtage</w:t>
       </w:r>
     </w:p>
     <w:p>
@@ -8265,7 +8265,7 @@
         <w:pStyle w:val="Heading3"/>
       </w:pPr>
       <w:r>
-        <w:t xml:space="preserve">4.5 Analyse multivariée</w:t>
+        <w:t xml:space="preserve">Analyse multivariée</w:t>
       </w:r>
     </w:p>
     <w:p>
@@ -8312,7 +8312,7 @@
         <w:pStyle w:val="Heading3"/>
       </w:pPr>
       <w:r>
-        <w:t xml:space="preserve">4.6 Synthèse : liste de vérification</w:t>
+        <w:t xml:space="preserve">Synthèse : liste de vérification</w:t>
       </w:r>
     </w:p>
     <w:p>
@@ -8466,7 +8466,7 @@
         <w:pStyle w:val="Heading3"/>
       </w:pPr>
       <w:r>
-        <w:t xml:space="preserve">5.1 Mise en contexte</w:t>
+        <w:t xml:space="preserve">Mise en contexte</w:t>
       </w:r>
     </w:p>
     <w:p>
@@ -8979,7 +8979,7 @@
         <w:pStyle w:val="Heading3"/>
       </w:pPr>
       <w:r>
-        <w:t xml:space="preserve">5.2 Méthode de dégroupement</w:t>
+        <w:t xml:space="preserve">Méthode de dégroupement</w:t>
       </w:r>
     </w:p>
     <w:p>
@@ -9292,7 +9292,7 @@
         <w:pStyle w:val="Heading4"/>
       </w:pPr>
       <w:r>
-        <w:t xml:space="preserve">5.2.1 Dégroupement polygonal</w:t>
+        <w:t xml:space="preserve">Dégroupement polygonal</w:t>
       </w:r>
     </w:p>
     <w:p>
@@ -9702,7 +9702,7 @@
         <w:pStyle w:val="Heading4"/>
       </w:pPr>
       <w:r>
-        <w:t xml:space="preserve">5.2.2 Dégroupement par plus proche voisin</w:t>
+        <w:t xml:space="preserve">Dégroupement par plus proche voisin</w:t>
       </w:r>
     </w:p>
     <w:p>
@@ -9908,7 +9908,7 @@
         <w:pStyle w:val="Heading4"/>
       </w:pPr>
       <w:r>
-        <w:t xml:space="preserve">5.2.3 Dégroupement par cellules</w:t>
+        <w:t xml:space="preserve">Dégroupement par cellules</w:t>
       </w:r>
     </w:p>
     <w:p>
